--- a/Diplomarbeit/doc/htl-da-doku-en-ab2025-it-christian-beichtbuchner.docx
+++ b/Diplomarbeit/doc/htl-da-doku-en-ab2025-it-christian-beichtbuchner.docx
@@ -1,6 +1,6 @@
 
 <file path=word/document.xml><?xml version="1.0" encoding="utf-8"?>
-<w:document xmlns:wpc="http://schemas.microsoft.com/office/word/2010/wordprocessingCanvas" xmlns:cx="http://schemas.microsoft.com/office/drawing/2014/chartex" xmlns:cx1="http://schemas.microsoft.com/office/drawing/2015/9/8/chartex" xmlns:cx2="http://schemas.microsoft.com/office/drawing/2015/10/21/chartex" xmlns:cx3="http://schemas.microsoft.com/office/drawing/2016/5/9/chartex" xmlns:cx4="http://schemas.microsoft.com/office/drawing/2016/5/10/chartex" xmlns:cx5="http://schemas.microsoft.com/office/drawing/2016/5/11/chartex" xmlns:cx6="http://schemas.microsoft.com/office/drawing/2016/5/12/chartex" xmlns:cx7="http://schemas.microsoft.com/office/drawing/2016/5/13/chartex" xmlns:cx8="http://schemas.microsoft.com/office/drawing/2016/5/14/chartex" xmlns:mc="http://schemas.openxmlformats.org/markup-compatibility/2006" xmlns:aink="http://schemas.microsoft.com/office/drawing/2016/ink" xmlns:am3d="http://schemas.microsoft.com/office/drawing/2017/model3d" xmlns:o="urn:schemas-microsoft-com:office:office" xmlns:r="http://schemas.openxmlformats.org/officeDocument/2006/relationships" xmlns:m="http://schemas.openxmlformats.org/officeDocument/2006/math" xmlns:v="urn:schemas-microsoft-com:vml" xmlns:wp14="http://schemas.microsoft.com/office/word/2010/wordprocessingDrawing" xmlns:wp="http://schemas.openxmlformats.org/drawingml/2006/wordprocessingDrawing" xmlns:w10="urn:schemas-microsoft-com:office:word" xmlns:w="http://schemas.openxmlformats.org/wordprocessingml/2006/main" xmlns:w14="http://schemas.microsoft.com/office/word/2010/wordml" xmlns:w15="http://schemas.microsoft.com/office/word/2012/wordml" xmlns:w16cid="http://schemas.microsoft.com/office/word/2016/wordml/cid" xmlns:w16se="http://schemas.microsoft.com/office/word/2015/wordml/symex" xmlns:wpg="http://schemas.microsoft.com/office/word/2010/wordprocessingGroup" xmlns:wpi="http://schemas.microsoft.com/office/word/2010/wordprocessingInk" xmlns:wne="http://schemas.microsoft.com/office/word/2006/wordml" xmlns:wps="http://schemas.microsoft.com/office/word/2010/wordprocessingShape" mc:Ignorable="w14 w15 w16se w16cid wp14">
+<w:document xmlns:wpc="http://schemas.microsoft.com/office/word/2010/wordprocessingCanvas" xmlns:cx="http://schemas.microsoft.com/office/drawing/2014/chartex" xmlns:cx1="http://schemas.microsoft.com/office/drawing/2015/9/8/chartex" xmlns:cx2="http://schemas.microsoft.com/office/drawing/2015/10/21/chartex" xmlns:cx3="http://schemas.microsoft.com/office/drawing/2016/5/9/chartex" xmlns:cx4="http://schemas.microsoft.com/office/drawing/2016/5/10/chartex" xmlns:cx5="http://schemas.microsoft.com/office/drawing/2016/5/11/chartex" xmlns:cx6="http://schemas.microsoft.com/office/drawing/2016/5/12/chartex" xmlns:cx7="http://schemas.microsoft.com/office/drawing/2016/5/13/chartex" xmlns:cx8="http://schemas.microsoft.com/office/drawing/2016/5/14/chartex" xmlns:mc="http://schemas.openxmlformats.org/markup-compatibility/2006" xmlns:aink="http://schemas.microsoft.com/office/drawing/2016/ink" xmlns:am3d="http://schemas.microsoft.com/office/drawing/2017/model3d" xmlns:o="urn:schemas-microsoft-com:office:office" xmlns:oel="http://schemas.microsoft.com/office/2019/extlst" xmlns:r="http://schemas.openxmlformats.org/officeDocument/2006/relationships" xmlns:m="http://schemas.openxmlformats.org/officeDocument/2006/math" xmlns:v="urn:schemas-microsoft-com:vml" xmlns:wp14="http://schemas.microsoft.com/office/word/2010/wordprocessingDrawing" xmlns:wp="http://schemas.openxmlformats.org/drawingml/2006/wordprocessingDrawing" xmlns:w10="urn:schemas-microsoft-com:office:word" xmlns:w="http://schemas.openxmlformats.org/wordprocessingml/2006/main" xmlns:w14="http://schemas.microsoft.com/office/word/2010/wordml" xmlns:w15="http://schemas.microsoft.com/office/word/2012/wordml" xmlns:w16cex="http://schemas.microsoft.com/office/word/2018/wordml/cex" xmlns:w16cid="http://schemas.microsoft.com/office/word/2016/wordml/cid" xmlns:w16="http://schemas.microsoft.com/office/word/2018/wordml" xmlns:w16du="http://schemas.microsoft.com/office/word/2023/wordml/word16du" xmlns:w16sdtdh="http://schemas.microsoft.com/office/word/2020/wordml/sdtdatahash" xmlns:w16sdtfl="http://schemas.microsoft.com/office/word/2024/wordml/sdtformatlock" xmlns:w16se="http://schemas.microsoft.com/office/word/2015/wordml/symex" xmlns:wpg="http://schemas.microsoft.com/office/word/2010/wordprocessingGroup" xmlns:wpi="http://schemas.microsoft.com/office/word/2010/wordprocessingInk" xmlns:wne="http://schemas.microsoft.com/office/word/2006/wordml" xmlns:wps="http://schemas.microsoft.com/office/word/2010/wordprocessingShape" mc:Ignorable="w14 w15 w16se w16cid w16 w16cex w16sdtdh w16sdtfl w16du wp14">
   <w:body>
     <w:p>
       <w:pPr>
@@ -93,7 +93,7 @@
                 <w:szCs w:val="22"/>
                 <w:lang w:val="en-GB"/>
               </w:rPr>
-              <w:t>Author(s)</w:t>
+              <w:t>Author</w:t>
             </w:r>
           </w:p>
         </w:tc>
@@ -111,11 +111,11 @@
             <w:r>
               <w:rPr>
                 <w:rFonts w:ascii="Arial" w:hAnsi="Arial" w:cs="Arial"/>
-              </w:rPr>
-              <w:t>Name 1, Name 2</w:t>
-            </w:r>
-            <w:bookmarkStart w:id="0" w:name="_GoBack"/>
-            <w:bookmarkEnd w:id="0"/>
+                <w:sz w:val="22"/>
+                <w:szCs w:val="22"/>
+              </w:rPr>
+              <w:t>Christian Beichtbuchner</w:t>
+            </w:r>
           </w:p>
         </w:tc>
       </w:tr>
@@ -222,7 +222,7 @@
                 <w:sz w:val="22"/>
                 <w:szCs w:val="22"/>
               </w:rPr>
-              <w:t>4</w:t>
+              <w:t>5</w:t>
             </w:r>
             <w:r>
               <w:rPr>
@@ -246,7 +246,7 @@
                 <w:sz w:val="22"/>
                 <w:szCs w:val="22"/>
               </w:rPr>
-              <w:t>5</w:t>
+              <w:t>6</w:t>
             </w:r>
           </w:p>
         </w:tc>
@@ -296,35 +296,7 @@
                 <w:rFonts w:ascii="Arial" w:hAnsi="Arial" w:cs="Arial"/>
                 <w:lang w:val="en-GB"/>
               </w:rPr>
-              <w:t>Layout of a horizon</w:t>
-            </w:r>
-            <w:r>
-              <w:rPr>
-                <w:rFonts w:ascii="Arial" w:hAnsi="Arial" w:cs="Arial"/>
-                <w:lang w:val="en-GB"/>
-              </w:rPr>
-              <w:t>tally</w:t>
-            </w:r>
-            <w:r>
-              <w:rPr>
-                <w:rFonts w:ascii="Arial" w:hAnsi="Arial" w:cs="Arial"/>
-                <w:lang w:val="en-GB"/>
-              </w:rPr>
-              <w:t xml:space="preserve"> </w:t>
-            </w:r>
-            <w:r>
-              <w:rPr>
-                <w:rFonts w:ascii="Arial" w:hAnsi="Arial" w:cs="Arial"/>
-                <w:lang w:val="en-GB"/>
-              </w:rPr>
-              <w:t xml:space="preserve">installed test </w:t>
-            </w:r>
-            <w:r>
-              <w:rPr>
-                <w:rFonts w:ascii="Arial" w:hAnsi="Arial" w:cs="Arial"/>
-                <w:lang w:val="en-GB"/>
-              </w:rPr>
-              <w:t>station for rotary pumps</w:t>
+              <w:t>Design and implementation of a modular smart home system in a model house using FHEM, Node-RED, MQTT, Docker, and Arduino</w:t>
             </w:r>
           </w:p>
         </w:tc>
@@ -366,21 +338,15 @@
             <w:pPr>
               <w:rPr>
                 <w:rFonts w:ascii="Arial" w:hAnsi="Arial" w:cs="Arial"/>
-              </w:rPr>
-            </w:pPr>
-            <w:proofErr w:type="spellStart"/>
-            <w:r>
-              <w:rPr>
-                <w:rFonts w:ascii="Arial" w:hAnsi="Arial" w:cs="Arial"/>
-              </w:rPr>
-              <w:t>voest</w:t>
-            </w:r>
-            <w:proofErr w:type="spellEnd"/>
-            <w:r>
-              <w:rPr>
-                <w:rFonts w:ascii="Arial" w:hAnsi="Arial" w:cs="Arial"/>
-              </w:rPr>
-              <w:t xml:space="preserve"> Schienen GmbH, Donawitz</w:t>
+                <w:lang w:val="en-US"/>
+              </w:rPr>
+            </w:pPr>
+            <w:r>
+              <w:rPr>
+                <w:rFonts w:ascii="Arial" w:hAnsi="Arial" w:cs="Arial"/>
+                <w:lang w:val="en-US"/>
+              </w:rPr>
+              <w:t>HTL Leoben, Information Technology Department (internal school project without external industry partners)</w:t>
             </w:r>
           </w:p>
         </w:tc>
@@ -390,6 +356,7 @@
       <w:pPr>
         <w:rPr>
           <w:rFonts w:ascii="Arial" w:hAnsi="Arial" w:cs="Arial"/>
+          <w:lang w:val="en-US"/>
         </w:rPr>
       </w:pPr>
     </w:p>
@@ -442,69 +409,30 @@
             <w:pPr>
               <w:rPr>
                 <w:rFonts w:ascii="Arial" w:hAnsi="Arial" w:cs="Arial"/>
-              </w:rPr>
-            </w:pPr>
-          </w:p>
-          <w:p>
-            <w:pPr>
-              <w:rPr>
-                <w:rFonts w:ascii="Arial" w:hAnsi="Arial" w:cs="Arial"/>
-              </w:rPr>
-            </w:pPr>
-          </w:p>
-          <w:p>
-            <w:pPr>
-              <w:rPr>
-                <w:rFonts w:ascii="Arial" w:hAnsi="Arial" w:cs="Arial"/>
-              </w:rPr>
-            </w:pPr>
-          </w:p>
-          <w:p>
-            <w:pPr>
-              <w:rPr>
-                <w:rFonts w:ascii="Arial" w:hAnsi="Arial" w:cs="Arial"/>
-              </w:rPr>
-            </w:pPr>
-          </w:p>
-          <w:p>
-            <w:pPr>
-              <w:rPr>
-                <w:rFonts w:ascii="Arial" w:hAnsi="Arial" w:cs="Arial"/>
-              </w:rPr>
-            </w:pPr>
-          </w:p>
-          <w:p>
-            <w:pPr>
-              <w:rPr>
-                <w:rFonts w:ascii="Arial" w:hAnsi="Arial" w:cs="Arial"/>
-              </w:rPr>
-            </w:pPr>
-          </w:p>
-          <w:p>
-            <w:pPr>
-              <w:rPr>
-                <w:rFonts w:ascii="Arial" w:hAnsi="Arial" w:cs="Arial"/>
-              </w:rPr>
-            </w:pPr>
-          </w:p>
-          <w:p>
-            <w:pPr>
-              <w:rPr>
-                <w:rFonts w:ascii="Arial" w:hAnsi="Arial" w:cs="Arial"/>
-              </w:rPr>
-            </w:pPr>
-          </w:p>
-          <w:p>
-            <w:pPr>
-              <w:rPr>
-                <w:rFonts w:ascii="Arial" w:hAnsi="Arial" w:cs="Arial"/>
-              </w:rPr>
-            </w:pPr>
-          </w:p>
-          <w:p>
-            <w:pPr>
-              <w:rPr>
-                <w:rFonts w:ascii="Arial" w:hAnsi="Arial" w:cs="Arial"/>
+                <w:lang w:val="en-US"/>
+              </w:rPr>
+            </w:pPr>
+          </w:p>
+          <w:p>
+            <w:pPr>
+              <w:rPr>
+                <w:rFonts w:ascii="Arial" w:hAnsi="Arial" w:cs="Arial"/>
+                <w:lang w:val="en-US"/>
+              </w:rPr>
+            </w:pPr>
+            <w:r>
+              <w:rPr>
+                <w:rFonts w:ascii="Arial" w:hAnsi="Arial" w:cs="Arial"/>
+                <w:lang w:val="en-US"/>
+              </w:rPr>
+              <w:t>Modeling and printing of the model house, wiring of the electronic components, and design of the model to ensure the most realistic representation possible.</w:t>
+            </w:r>
+          </w:p>
+          <w:p>
+            <w:pPr>
+              <w:rPr>
+                <w:rFonts w:ascii="Arial" w:hAnsi="Arial" w:cs="Arial"/>
+                <w:lang w:val="en-US"/>
               </w:rPr>
             </w:pPr>
           </w:p>
@@ -515,6 +443,7 @@
       <w:pPr>
         <w:rPr>
           <w:rFonts w:ascii="Arial" w:hAnsi="Arial" w:cs="Arial"/>
+          <w:lang w:val="en-US"/>
         </w:rPr>
       </w:pPr>
     </w:p>
@@ -567,69 +496,30 @@
             <w:pPr>
               <w:rPr>
                 <w:rFonts w:ascii="Arial" w:hAnsi="Arial" w:cs="Arial"/>
-              </w:rPr>
-            </w:pPr>
-          </w:p>
-          <w:p>
-            <w:pPr>
-              <w:rPr>
-                <w:rFonts w:ascii="Arial" w:hAnsi="Arial" w:cs="Arial"/>
-              </w:rPr>
-            </w:pPr>
-          </w:p>
-          <w:p>
-            <w:pPr>
-              <w:rPr>
-                <w:rFonts w:ascii="Arial" w:hAnsi="Arial" w:cs="Arial"/>
-              </w:rPr>
-            </w:pPr>
-          </w:p>
-          <w:p>
-            <w:pPr>
-              <w:rPr>
-                <w:rFonts w:ascii="Arial" w:hAnsi="Arial" w:cs="Arial"/>
-              </w:rPr>
-            </w:pPr>
-          </w:p>
-          <w:p>
-            <w:pPr>
-              <w:rPr>
-                <w:rFonts w:ascii="Arial" w:hAnsi="Arial" w:cs="Arial"/>
-              </w:rPr>
-            </w:pPr>
-          </w:p>
-          <w:p>
-            <w:pPr>
-              <w:rPr>
-                <w:rFonts w:ascii="Arial" w:hAnsi="Arial" w:cs="Arial"/>
-              </w:rPr>
-            </w:pPr>
-          </w:p>
-          <w:p>
-            <w:pPr>
-              <w:rPr>
-                <w:rFonts w:ascii="Arial" w:hAnsi="Arial" w:cs="Arial"/>
-              </w:rPr>
-            </w:pPr>
-          </w:p>
-          <w:p>
-            <w:pPr>
-              <w:rPr>
-                <w:rFonts w:ascii="Arial" w:hAnsi="Arial" w:cs="Arial"/>
-              </w:rPr>
-            </w:pPr>
-          </w:p>
-          <w:p>
-            <w:pPr>
-              <w:rPr>
-                <w:rFonts w:ascii="Arial" w:hAnsi="Arial" w:cs="Arial"/>
-              </w:rPr>
-            </w:pPr>
-          </w:p>
-          <w:p>
-            <w:pPr>
-              <w:rPr>
-                <w:rFonts w:ascii="Arial" w:hAnsi="Arial" w:cs="Arial"/>
+                <w:lang w:val="en-US"/>
+              </w:rPr>
+            </w:pPr>
+          </w:p>
+          <w:p>
+            <w:pPr>
+              <w:rPr>
+                <w:rFonts w:ascii="Arial" w:hAnsi="Arial" w:cs="Arial"/>
+                <w:lang w:val="en-US"/>
+              </w:rPr>
+            </w:pPr>
+            <w:r>
+              <w:rPr>
+                <w:rFonts w:ascii="Arial" w:hAnsi="Arial" w:cs="Arial"/>
+                <w:lang w:val="en-US"/>
+              </w:rPr>
+              <w:t>Remodeling of an original construction plan in Fusion 360, 3D printing of components with a Bambu Lab printer, wiring of individual LEDs, crimping and insulation of cables, and design of the base plate.</w:t>
+            </w:r>
+          </w:p>
+          <w:p>
+            <w:pPr>
+              <w:rPr>
+                <w:rFonts w:ascii="Arial" w:hAnsi="Arial" w:cs="Arial"/>
+                <w:lang w:val="en-US"/>
               </w:rPr>
             </w:pPr>
           </w:p>
@@ -640,6 +530,7 @@
       <w:pPr>
         <w:rPr>
           <w:rFonts w:ascii="Arial" w:hAnsi="Arial" w:cs="Arial"/>
+          <w:lang w:val="en-US"/>
         </w:rPr>
       </w:pPr>
     </w:p>
@@ -692,97 +583,30 @@
             <w:pPr>
               <w:rPr>
                 <w:rFonts w:ascii="Arial" w:hAnsi="Arial" w:cs="Arial"/>
-              </w:rPr>
-            </w:pPr>
-          </w:p>
-          <w:p>
-            <w:pPr>
-              <w:rPr>
-                <w:rFonts w:ascii="Arial" w:hAnsi="Arial" w:cs="Arial"/>
-              </w:rPr>
-            </w:pPr>
-          </w:p>
-          <w:p>
-            <w:pPr>
-              <w:rPr>
-                <w:rFonts w:ascii="Arial" w:hAnsi="Arial" w:cs="Arial"/>
-              </w:rPr>
-            </w:pPr>
-          </w:p>
-          <w:p>
-            <w:pPr>
-              <w:rPr>
-                <w:rFonts w:ascii="Arial" w:hAnsi="Arial" w:cs="Arial"/>
-              </w:rPr>
-            </w:pPr>
-          </w:p>
-          <w:p>
-            <w:pPr>
-              <w:rPr>
-                <w:rFonts w:ascii="Arial" w:hAnsi="Arial" w:cs="Arial"/>
-              </w:rPr>
-            </w:pPr>
-          </w:p>
-          <w:p>
-            <w:pPr>
-              <w:rPr>
-                <w:rFonts w:ascii="Arial" w:hAnsi="Arial" w:cs="Arial"/>
-              </w:rPr>
-            </w:pPr>
-          </w:p>
-          <w:p>
-            <w:pPr>
-              <w:rPr>
-                <w:rFonts w:ascii="Arial" w:hAnsi="Arial" w:cs="Arial"/>
-              </w:rPr>
-            </w:pPr>
-          </w:p>
-          <w:p>
-            <w:pPr>
-              <w:rPr>
-                <w:rFonts w:ascii="Arial" w:hAnsi="Arial" w:cs="Arial"/>
-              </w:rPr>
-            </w:pPr>
-          </w:p>
-          <w:p>
-            <w:pPr>
-              <w:rPr>
-                <w:rFonts w:ascii="Arial" w:hAnsi="Arial" w:cs="Arial"/>
-              </w:rPr>
-            </w:pPr>
-          </w:p>
-          <w:p>
-            <w:pPr>
-              <w:rPr>
-                <w:rFonts w:ascii="Arial" w:hAnsi="Arial" w:cs="Arial"/>
-              </w:rPr>
-            </w:pPr>
-          </w:p>
-          <w:p>
-            <w:pPr>
-              <w:rPr>
-                <w:rFonts w:ascii="Arial" w:hAnsi="Arial" w:cs="Arial"/>
-              </w:rPr>
-            </w:pPr>
-          </w:p>
-          <w:p>
-            <w:pPr>
-              <w:rPr>
-                <w:rFonts w:ascii="Arial" w:hAnsi="Arial" w:cs="Arial"/>
-              </w:rPr>
-            </w:pPr>
-          </w:p>
-          <w:p>
-            <w:pPr>
-              <w:rPr>
-                <w:rFonts w:ascii="Arial" w:hAnsi="Arial" w:cs="Arial"/>
-              </w:rPr>
-            </w:pPr>
-          </w:p>
-          <w:p>
-            <w:pPr>
-              <w:rPr>
-                <w:rFonts w:ascii="Arial" w:hAnsi="Arial" w:cs="Arial"/>
+                <w:lang w:val="en-US"/>
+              </w:rPr>
+            </w:pPr>
+          </w:p>
+          <w:p>
+            <w:pPr>
+              <w:rPr>
+                <w:rFonts w:ascii="Arial" w:hAnsi="Arial" w:cs="Arial"/>
+                <w:lang w:val="en-US"/>
+              </w:rPr>
+            </w:pPr>
+            <w:r>
+              <w:rPr>
+                <w:rFonts w:ascii="Arial" w:hAnsi="Arial" w:cs="Arial"/>
+                <w:lang w:val="en-US"/>
+              </w:rPr>
+              <w:t>Completed model house based on a remodeled construction plan in Fusion 360; successfully implemented 3D printing of components with a Bambu Lab printer; stable assembly of the house on a base plate with frame construction; functional wiring of the LEDs, including professional crimping and insulation of the cables, as well as realistic design of the base plate.</w:t>
+            </w:r>
+          </w:p>
+          <w:p>
+            <w:pPr>
+              <w:rPr>
+                <w:rFonts w:ascii="Arial" w:hAnsi="Arial" w:cs="Arial"/>
+                <w:lang w:val="en-US"/>
               </w:rPr>
             </w:pPr>
           </w:p>
@@ -793,6 +617,7 @@
       <w:pPr>
         <w:rPr>
           <w:rFonts w:ascii="Arial" w:hAnsi="Arial" w:cs="Arial"/>
+          <w:lang w:val="en-US"/>
         </w:rPr>
       </w:pPr>
     </w:p>
@@ -801,6 +626,7 @@
         <w:pageBreakBefore/>
         <w:rPr>
           <w:rFonts w:ascii="Arial" w:hAnsi="Arial" w:cs="Arial"/>
+          <w:lang w:val="en-US"/>
         </w:rPr>
       </w:pPr>
     </w:p>
@@ -884,302 +710,64 @@
                 <w:lang w:val="en-GB"/>
               </w:rPr>
             </w:pPr>
-          </w:p>
-          <w:p>
-            <w:pPr>
-              <w:rPr>
-                <w:rFonts w:ascii="Arial" w:hAnsi="Arial" w:cs="Arial"/>
-                <w:lang w:val="en-GB"/>
-              </w:rPr>
-            </w:pPr>
-          </w:p>
-          <w:p>
-            <w:pPr>
-              <w:rPr>
-                <w:rFonts w:ascii="Arial" w:hAnsi="Arial" w:cs="Arial"/>
-                <w:lang w:val="en-GB"/>
-              </w:rPr>
-            </w:pPr>
-          </w:p>
-          <w:p>
-            <w:pPr>
-              <w:rPr>
-                <w:rFonts w:ascii="Arial" w:hAnsi="Arial" w:cs="Arial"/>
-                <w:lang w:val="en-GB"/>
-              </w:rPr>
-            </w:pPr>
-          </w:p>
-          <w:p>
-            <w:pPr>
-              <w:rPr>
-                <w:rFonts w:ascii="Arial" w:hAnsi="Arial" w:cs="Arial"/>
-                <w:lang w:val="en-GB"/>
-              </w:rPr>
-            </w:pPr>
-          </w:p>
-          <w:p>
-            <w:pPr>
-              <w:rPr>
-                <w:rFonts w:ascii="Arial" w:hAnsi="Arial" w:cs="Arial"/>
-                <w:lang w:val="en-GB"/>
-              </w:rPr>
-            </w:pPr>
-          </w:p>
-          <w:p>
-            <w:pPr>
-              <w:rPr>
-                <w:rFonts w:ascii="Arial" w:hAnsi="Arial" w:cs="Arial"/>
-                <w:lang w:val="en-GB"/>
-              </w:rPr>
-            </w:pPr>
-          </w:p>
-          <w:p>
-            <w:pPr>
-              <w:rPr>
-                <w:rFonts w:ascii="Arial" w:hAnsi="Arial" w:cs="Arial"/>
-                <w:lang w:val="en-GB"/>
-              </w:rPr>
-            </w:pPr>
-          </w:p>
-          <w:p>
-            <w:pPr>
-              <w:rPr>
-                <w:rFonts w:ascii="Arial" w:hAnsi="Arial" w:cs="Arial"/>
-                <w:lang w:val="en-GB"/>
-              </w:rPr>
-            </w:pPr>
-          </w:p>
-          <w:p>
-            <w:pPr>
-              <w:rPr>
-                <w:rFonts w:ascii="Arial" w:hAnsi="Arial" w:cs="Arial"/>
-                <w:lang w:val="en-GB"/>
-              </w:rPr>
-            </w:pPr>
-          </w:p>
-          <w:p>
-            <w:pPr>
-              <w:rPr>
-                <w:rFonts w:ascii="Arial" w:hAnsi="Arial" w:cs="Arial"/>
-                <w:lang w:val="en-GB"/>
-              </w:rPr>
-            </w:pPr>
-          </w:p>
-          <w:p>
-            <w:pPr>
-              <w:rPr>
-                <w:rFonts w:ascii="Arial" w:hAnsi="Arial" w:cs="Arial"/>
-                <w:lang w:val="en-GB"/>
-              </w:rPr>
-            </w:pPr>
-          </w:p>
-          <w:p>
-            <w:pPr>
-              <w:rPr>
-                <w:rFonts w:ascii="Arial" w:hAnsi="Arial" w:cs="Arial"/>
-                <w:lang w:val="en-GB"/>
-              </w:rPr>
-            </w:pPr>
-          </w:p>
-          <w:p>
-            <w:pPr>
-              <w:rPr>
-                <w:rFonts w:ascii="Arial" w:hAnsi="Arial" w:cs="Arial"/>
-                <w:lang w:val="en-GB"/>
-              </w:rPr>
-            </w:pPr>
-          </w:p>
-          <w:p>
-            <w:pPr>
-              <w:rPr>
-                <w:rFonts w:ascii="Arial" w:hAnsi="Arial" w:cs="Arial"/>
-                <w:lang w:val="en-GB"/>
-              </w:rPr>
-            </w:pPr>
-          </w:p>
-          <w:p>
-            <w:pPr>
-              <w:rPr>
-                <w:rFonts w:ascii="Arial" w:hAnsi="Arial" w:cs="Arial"/>
-                <w:lang w:val="en-GB"/>
-              </w:rPr>
-            </w:pPr>
-          </w:p>
-          <w:p>
-            <w:pPr>
-              <w:rPr>
-                <w:rFonts w:ascii="Arial" w:hAnsi="Arial" w:cs="Arial"/>
-                <w:lang w:val="en-GB"/>
-              </w:rPr>
-            </w:pPr>
-          </w:p>
-          <w:p>
-            <w:pPr>
-              <w:rPr>
-                <w:rFonts w:ascii="Arial" w:hAnsi="Arial" w:cs="Arial"/>
-                <w:lang w:val="en-GB"/>
-              </w:rPr>
-            </w:pPr>
-          </w:p>
-          <w:p>
-            <w:pPr>
-              <w:rPr>
-                <w:rFonts w:ascii="Arial" w:hAnsi="Arial" w:cs="Arial"/>
-                <w:lang w:val="en-GB"/>
-              </w:rPr>
-            </w:pPr>
-          </w:p>
-          <w:p>
-            <w:pPr>
-              <w:rPr>
-                <w:rFonts w:ascii="Arial" w:hAnsi="Arial" w:cs="Arial"/>
-                <w:lang w:val="en-GB"/>
-              </w:rPr>
-            </w:pPr>
-          </w:p>
-          <w:p>
-            <w:pPr>
-              <w:rPr>
-                <w:rFonts w:ascii="Arial" w:hAnsi="Arial" w:cs="Arial"/>
-                <w:lang w:val="en-GB"/>
-              </w:rPr>
-            </w:pPr>
-          </w:p>
-          <w:p>
-            <w:pPr>
-              <w:rPr>
-                <w:rFonts w:ascii="Arial" w:hAnsi="Arial" w:cs="Arial"/>
-                <w:lang w:val="en-GB"/>
-              </w:rPr>
-            </w:pPr>
-          </w:p>
-          <w:p>
-            <w:pPr>
-              <w:rPr>
-                <w:rFonts w:ascii="Arial" w:hAnsi="Arial" w:cs="Arial"/>
-                <w:lang w:val="en-GB"/>
-              </w:rPr>
-            </w:pPr>
-          </w:p>
-          <w:p>
-            <w:pPr>
-              <w:rPr>
-                <w:rFonts w:ascii="Arial" w:hAnsi="Arial" w:cs="Arial"/>
-                <w:lang w:val="en-GB"/>
-              </w:rPr>
-            </w:pPr>
-          </w:p>
-          <w:p>
-            <w:pPr>
-              <w:rPr>
-                <w:rFonts w:ascii="Arial" w:hAnsi="Arial" w:cs="Arial"/>
-                <w:lang w:val="en-GB"/>
-              </w:rPr>
-            </w:pPr>
-          </w:p>
-          <w:p>
-            <w:pPr>
-              <w:rPr>
-                <w:rFonts w:ascii="Arial" w:hAnsi="Arial" w:cs="Arial"/>
-                <w:lang w:val="en-GB"/>
-              </w:rPr>
-            </w:pPr>
-          </w:p>
-          <w:p>
-            <w:pPr>
-              <w:rPr>
-                <w:rFonts w:ascii="Arial" w:hAnsi="Arial" w:cs="Arial"/>
-                <w:lang w:val="en-GB"/>
-              </w:rPr>
-            </w:pPr>
-          </w:p>
-          <w:p>
-            <w:pPr>
-              <w:rPr>
-                <w:rFonts w:ascii="Arial" w:hAnsi="Arial" w:cs="Arial"/>
-                <w:lang w:val="en-GB"/>
-              </w:rPr>
-            </w:pPr>
-          </w:p>
-          <w:p>
-            <w:pPr>
-              <w:rPr>
-                <w:rFonts w:ascii="Arial" w:hAnsi="Arial" w:cs="Arial"/>
-                <w:lang w:val="en-GB"/>
-              </w:rPr>
-            </w:pPr>
-          </w:p>
-          <w:p>
-            <w:pPr>
-              <w:rPr>
-                <w:rFonts w:ascii="Arial" w:hAnsi="Arial" w:cs="Arial"/>
-                <w:lang w:val="en-GB"/>
-              </w:rPr>
-            </w:pPr>
-          </w:p>
-          <w:p>
-            <w:pPr>
-              <w:rPr>
-                <w:rFonts w:ascii="Arial" w:hAnsi="Arial" w:cs="Arial"/>
-                <w:lang w:val="en-GB"/>
-              </w:rPr>
-            </w:pPr>
-          </w:p>
-          <w:p>
-            <w:pPr>
-              <w:rPr>
-                <w:rFonts w:ascii="Arial" w:hAnsi="Arial" w:cs="Arial"/>
-                <w:lang w:val="en-GB"/>
-              </w:rPr>
-            </w:pPr>
-          </w:p>
-          <w:p>
-            <w:pPr>
-              <w:rPr>
-                <w:rFonts w:ascii="Arial" w:hAnsi="Arial" w:cs="Arial"/>
-                <w:lang w:val="en-GB"/>
-              </w:rPr>
-            </w:pPr>
-          </w:p>
-          <w:p>
-            <w:pPr>
-              <w:rPr>
-                <w:rFonts w:ascii="Arial" w:hAnsi="Arial" w:cs="Arial"/>
-                <w:lang w:val="en-GB"/>
-              </w:rPr>
-            </w:pPr>
-          </w:p>
-          <w:p>
-            <w:pPr>
-              <w:rPr>
-                <w:rFonts w:ascii="Arial" w:hAnsi="Arial" w:cs="Arial"/>
-                <w:lang w:val="en-GB"/>
-              </w:rPr>
-            </w:pPr>
-          </w:p>
-          <w:p>
-            <w:pPr>
-              <w:rPr>
-                <w:rFonts w:ascii="Arial" w:hAnsi="Arial" w:cs="Arial"/>
-                <w:lang w:val="en-GB"/>
-              </w:rPr>
-            </w:pPr>
-          </w:p>
-          <w:p>
-            <w:pPr>
-              <w:rPr>
-                <w:rFonts w:ascii="Arial" w:hAnsi="Arial" w:cs="Arial"/>
-                <w:lang w:val="en-GB"/>
-              </w:rPr>
-            </w:pPr>
-          </w:p>
-          <w:p>
-            <w:pPr>
-              <w:rPr>
-                <w:rFonts w:ascii="Arial" w:hAnsi="Arial" w:cs="Arial"/>
-                <w:lang w:val="en-GB"/>
-              </w:rPr>
-            </w:pPr>
+            <w:r>
+              <w:rPr>
+                <w:noProof/>
+              </w:rPr>
+              <w:drawing>
+                <wp:inline distT="0" distB="0" distL="0" distR="0" wp14:anchorId="52D25486" wp14:editId="6A01822D">
+                  <wp:extent cx="3489960" cy="2850515"/>
+                  <wp:effectExtent l="0" t="0" r="0" b="6985"/>
+                  <wp:docPr id="229255726" name="Grafik 1"/>
+                  <wp:cNvGraphicFramePr>
+                    <a:graphicFrameLocks xmlns:a="http://schemas.openxmlformats.org/drawingml/2006/main" noChangeAspect="1"/>
+                  </wp:cNvGraphicFramePr>
+                  <a:graphic xmlns:a="http://schemas.openxmlformats.org/drawingml/2006/main">
+                    <a:graphicData uri="http://schemas.openxmlformats.org/drawingml/2006/picture">
+                      <pic:pic xmlns:pic="http://schemas.openxmlformats.org/drawingml/2006/picture">
+                        <pic:nvPicPr>
+                          <pic:cNvPr id="0" name="Picture 1"/>
+                          <pic:cNvPicPr>
+                            <a:picLocks noChangeAspect="1" noChangeArrowheads="1"/>
+                          </pic:cNvPicPr>
+                        </pic:nvPicPr>
+                        <pic:blipFill rotWithShape="1">
+                          <a:blip r:embed="rId6" cstate="print">
+                            <a:extLst>
+                              <a:ext uri="{28A0092B-C50C-407E-A947-70E740481C1C}">
+                                <a14:useLocalDpi xmlns:a14="http://schemas.microsoft.com/office/drawing/2010/main" val="0"/>
+                              </a:ext>
+                            </a:extLst>
+                          </a:blip>
+                          <a:srcRect l="10087" t="5075" r="2744"/>
+                          <a:stretch>
+                            <a:fillRect/>
+                          </a:stretch>
+                        </pic:blipFill>
+                        <pic:spPr bwMode="auto">
+                          <a:xfrm>
+                            <a:off x="0" y="0"/>
+                            <a:ext cx="3489960" cy="2850515"/>
+                          </a:xfrm>
+                          <a:prstGeom prst="rect">
+                            <a:avLst/>
+                          </a:prstGeom>
+                          <a:noFill/>
+                          <a:ln>
+                            <a:noFill/>
+                          </a:ln>
+                          <a:extLst>
+                            <a:ext uri="{53640926-AAD7-44D8-BBD7-CCE9431645EC}">
+                              <a14:shadowObscured xmlns:a14="http://schemas.microsoft.com/office/drawing/2010/main"/>
+                            </a:ext>
+                          </a:extLst>
+                        </pic:spPr>
+                      </pic:pic>
+                    </a:graphicData>
+                  </a:graphic>
+                </wp:inline>
+              </w:drawing>
+            </w:r>
           </w:p>
           <w:p>
             <w:pPr>
@@ -1270,8 +858,16 @@
             <w:pPr>
               <w:rPr>
                 <w:rFonts w:ascii="Arial" w:hAnsi="Arial" w:cs="Arial"/>
-              </w:rPr>
-            </w:pPr>
+                <w:lang w:val="en-US"/>
+              </w:rPr>
+            </w:pPr>
+            <w:r>
+              <w:rPr>
+                <w:rFonts w:ascii="Arial" w:hAnsi="Arial" w:cs="Arial"/>
+                <w:lang w:val="en-US"/>
+              </w:rPr>
+              <w:t>No participation in competitions or awards currently planned.</w:t>
+            </w:r>
           </w:p>
         </w:tc>
       </w:tr>
@@ -1282,6 +878,7 @@
           <w:rFonts w:ascii="Arial" w:hAnsi="Arial" w:cs="Arial"/>
           <w:sz w:val="16"/>
           <w:szCs w:val="16"/>
+          <w:lang w:val="en-US"/>
         </w:rPr>
       </w:pPr>
     </w:p>
@@ -1363,7 +960,30 @@
             <w:pPr>
               <w:rPr>
                 <w:rFonts w:ascii="Arial" w:hAnsi="Arial" w:cs="Arial"/>
-                <w:lang w:val="en-GB"/>
+                <w:lang w:val="en-US"/>
+              </w:rPr>
+            </w:pPr>
+          </w:p>
+          <w:p>
+            <w:pPr>
+              <w:rPr>
+                <w:rFonts w:ascii="Arial" w:hAnsi="Arial" w:cs="Arial"/>
+                <w:lang w:val="en-US"/>
+              </w:rPr>
+            </w:pPr>
+            <w:r>
+              <w:rPr>
+                <w:rFonts w:ascii="Arial" w:hAnsi="Arial" w:cs="Arial"/>
+                <w:lang w:val="en-US"/>
+              </w:rPr>
+              <w:t>Accessible via the HTL Leoben thesis portal, internal project documentation (Git repository), and printed version in the school archive.</w:t>
+            </w:r>
+          </w:p>
+          <w:p>
+            <w:pPr>
+              <w:rPr>
+                <w:rFonts w:ascii="Arial" w:hAnsi="Arial" w:cs="Arial"/>
+                <w:lang w:val="en-US"/>
               </w:rPr>
             </w:pPr>
           </w:p>
@@ -1562,8 +1182,8 @@
       </w:pPr>
     </w:p>
     <w:sectPr>
-      <w:headerReference w:type="default" r:id="rId6"/>
-      <w:footerReference w:type="default" r:id="rId7"/>
+      <w:headerReference w:type="default" r:id="rId7"/>
+      <w:footerReference w:type="default" r:id="rId8"/>
       <w:pgSz w:w="11906" w:h="16838"/>
       <w:pgMar w:top="1134" w:right="1134" w:bottom="1134" w:left="1134" w:header="709" w:footer="709" w:gutter="0"/>
       <w:cols w:space="708"/>
@@ -1574,7 +1194,7 @@
 </file>
 
 <file path=word/endnotes.xml><?xml version="1.0" encoding="utf-8"?>
-<w:endnotes xmlns:wpc="http://schemas.microsoft.com/office/word/2010/wordprocessingCanvas" xmlns:cx="http://schemas.microsoft.com/office/drawing/2014/chartex" xmlns:cx1="http://schemas.microsoft.com/office/drawing/2015/9/8/chartex" xmlns:cx2="http://schemas.microsoft.com/office/drawing/2015/10/21/chartex" xmlns:cx3="http://schemas.microsoft.com/office/drawing/2016/5/9/chartex" xmlns:cx4="http://schemas.microsoft.com/office/drawing/2016/5/10/chartex" xmlns:cx5="http://schemas.microsoft.com/office/drawing/2016/5/11/chartex" xmlns:cx6="http://schemas.microsoft.com/office/drawing/2016/5/12/chartex" xmlns:cx7="http://schemas.microsoft.com/office/drawing/2016/5/13/chartex" xmlns:cx8="http://schemas.microsoft.com/office/drawing/2016/5/14/chartex" xmlns:mc="http://schemas.openxmlformats.org/markup-compatibility/2006" xmlns:aink="http://schemas.microsoft.com/office/drawing/2016/ink" xmlns:am3d="http://schemas.microsoft.com/office/drawing/2017/model3d" xmlns:o="urn:schemas-microsoft-com:office:office" xmlns:r="http://schemas.openxmlformats.org/officeDocument/2006/relationships" xmlns:m="http://schemas.openxmlformats.org/officeDocument/2006/math" xmlns:v="urn:schemas-microsoft-com:vml" xmlns:wp14="http://schemas.microsoft.com/office/word/2010/wordprocessingDrawing" xmlns:wp="http://schemas.openxmlformats.org/drawingml/2006/wordprocessingDrawing" xmlns:w10="urn:schemas-microsoft-com:office:word" xmlns:w="http://schemas.openxmlformats.org/wordprocessingml/2006/main" xmlns:w14="http://schemas.microsoft.com/office/word/2010/wordml" xmlns:w15="http://schemas.microsoft.com/office/word/2012/wordml" xmlns:w16cid="http://schemas.microsoft.com/office/word/2016/wordml/cid" xmlns:w16se="http://schemas.microsoft.com/office/word/2015/wordml/symex" xmlns:wpg="http://schemas.microsoft.com/office/word/2010/wordprocessingGroup" xmlns:wpi="http://schemas.microsoft.com/office/word/2010/wordprocessingInk" xmlns:wne="http://schemas.microsoft.com/office/word/2006/wordml" xmlns:wps="http://schemas.microsoft.com/office/word/2010/wordprocessingShape" mc:Ignorable="w14 w15 w16se w16cid wp14">
+<w:endnotes xmlns:wpc="http://schemas.microsoft.com/office/word/2010/wordprocessingCanvas" xmlns:cx="http://schemas.microsoft.com/office/drawing/2014/chartex" xmlns:cx1="http://schemas.microsoft.com/office/drawing/2015/9/8/chartex" xmlns:cx2="http://schemas.microsoft.com/office/drawing/2015/10/21/chartex" xmlns:cx3="http://schemas.microsoft.com/office/drawing/2016/5/9/chartex" xmlns:cx4="http://schemas.microsoft.com/office/drawing/2016/5/10/chartex" xmlns:cx5="http://schemas.microsoft.com/office/drawing/2016/5/11/chartex" xmlns:cx6="http://schemas.microsoft.com/office/drawing/2016/5/12/chartex" xmlns:cx7="http://schemas.microsoft.com/office/drawing/2016/5/13/chartex" xmlns:cx8="http://schemas.microsoft.com/office/drawing/2016/5/14/chartex" xmlns:mc="http://schemas.openxmlformats.org/markup-compatibility/2006" xmlns:aink="http://schemas.microsoft.com/office/drawing/2016/ink" xmlns:am3d="http://schemas.microsoft.com/office/drawing/2017/model3d" xmlns:o="urn:schemas-microsoft-com:office:office" xmlns:oel="http://schemas.microsoft.com/office/2019/extlst" xmlns:r="http://schemas.openxmlformats.org/officeDocument/2006/relationships" xmlns:m="http://schemas.openxmlformats.org/officeDocument/2006/math" xmlns:v="urn:schemas-microsoft-com:vml" xmlns:wp14="http://schemas.microsoft.com/office/word/2010/wordprocessingDrawing" xmlns:wp="http://schemas.openxmlformats.org/drawingml/2006/wordprocessingDrawing" xmlns:w10="urn:schemas-microsoft-com:office:word" xmlns:w="http://schemas.openxmlformats.org/wordprocessingml/2006/main" xmlns:w14="http://schemas.microsoft.com/office/word/2010/wordml" xmlns:w15="http://schemas.microsoft.com/office/word/2012/wordml" xmlns:w16cex="http://schemas.microsoft.com/office/word/2018/wordml/cex" xmlns:w16cid="http://schemas.microsoft.com/office/word/2016/wordml/cid" xmlns:w16="http://schemas.microsoft.com/office/word/2018/wordml" xmlns:w16du="http://schemas.microsoft.com/office/word/2023/wordml/word16du" xmlns:w16sdtdh="http://schemas.microsoft.com/office/word/2020/wordml/sdtdatahash" xmlns:w16sdtfl="http://schemas.microsoft.com/office/word/2024/wordml/sdtformatlock" xmlns:w16se="http://schemas.microsoft.com/office/word/2015/wordml/symex" xmlns:wpg="http://schemas.microsoft.com/office/word/2010/wordprocessingGroup" xmlns:wpi="http://schemas.microsoft.com/office/word/2010/wordprocessingInk" xmlns:wne="http://schemas.microsoft.com/office/word/2006/wordml" xmlns:wps="http://schemas.microsoft.com/office/word/2010/wordprocessingShape" mc:Ignorable="w14 w15 w16se w16cid w16 w16cex w16sdtdh w16sdtfl w16du wp14">
   <w:endnote w:type="separator" w:id="-1">
     <w:p>
       <w:r>
@@ -1593,7 +1213,7 @@
 </file>
 
 <file path=word/footer1.xml><?xml version="1.0" encoding="utf-8"?>
-<w:ftr xmlns:wpc="http://schemas.microsoft.com/office/word/2010/wordprocessingCanvas" xmlns:cx="http://schemas.microsoft.com/office/drawing/2014/chartex" xmlns:cx1="http://schemas.microsoft.com/office/drawing/2015/9/8/chartex" xmlns:cx2="http://schemas.microsoft.com/office/drawing/2015/10/21/chartex" xmlns:cx3="http://schemas.microsoft.com/office/drawing/2016/5/9/chartex" xmlns:cx4="http://schemas.microsoft.com/office/drawing/2016/5/10/chartex" xmlns:cx5="http://schemas.microsoft.com/office/drawing/2016/5/11/chartex" xmlns:cx6="http://schemas.microsoft.com/office/drawing/2016/5/12/chartex" xmlns:cx7="http://schemas.microsoft.com/office/drawing/2016/5/13/chartex" xmlns:cx8="http://schemas.microsoft.com/office/drawing/2016/5/14/chartex" xmlns:mc="http://schemas.openxmlformats.org/markup-compatibility/2006" xmlns:aink="http://schemas.microsoft.com/office/drawing/2016/ink" xmlns:am3d="http://schemas.microsoft.com/office/drawing/2017/model3d" xmlns:o="urn:schemas-microsoft-com:office:office" xmlns:r="http://schemas.openxmlformats.org/officeDocument/2006/relationships" xmlns:m="http://schemas.openxmlformats.org/officeDocument/2006/math" xmlns:v="urn:schemas-microsoft-com:vml" xmlns:wp14="http://schemas.microsoft.com/office/word/2010/wordprocessingDrawing" xmlns:wp="http://schemas.openxmlformats.org/drawingml/2006/wordprocessingDrawing" xmlns:w10="urn:schemas-microsoft-com:office:word" xmlns:w="http://schemas.openxmlformats.org/wordprocessingml/2006/main" xmlns:w14="http://schemas.microsoft.com/office/word/2010/wordml" xmlns:w15="http://schemas.microsoft.com/office/word/2012/wordml" xmlns:w16cid="http://schemas.microsoft.com/office/word/2016/wordml/cid" xmlns:w16se="http://schemas.microsoft.com/office/word/2015/wordml/symex" xmlns:wpg="http://schemas.microsoft.com/office/word/2010/wordprocessingGroup" xmlns:wpi="http://schemas.microsoft.com/office/word/2010/wordprocessingInk" xmlns:wne="http://schemas.microsoft.com/office/word/2006/wordml" xmlns:wps="http://schemas.microsoft.com/office/word/2010/wordprocessingShape" mc:Ignorable="w14 w15 w16se w16cid wp14">
+<w:ftr xmlns:wpc="http://schemas.microsoft.com/office/word/2010/wordprocessingCanvas" xmlns:cx="http://schemas.microsoft.com/office/drawing/2014/chartex" xmlns:cx1="http://schemas.microsoft.com/office/drawing/2015/9/8/chartex" xmlns:cx2="http://schemas.microsoft.com/office/drawing/2015/10/21/chartex" xmlns:cx3="http://schemas.microsoft.com/office/drawing/2016/5/9/chartex" xmlns:cx4="http://schemas.microsoft.com/office/drawing/2016/5/10/chartex" xmlns:cx5="http://schemas.microsoft.com/office/drawing/2016/5/11/chartex" xmlns:cx6="http://schemas.microsoft.com/office/drawing/2016/5/12/chartex" xmlns:cx7="http://schemas.microsoft.com/office/drawing/2016/5/13/chartex" xmlns:cx8="http://schemas.microsoft.com/office/drawing/2016/5/14/chartex" xmlns:mc="http://schemas.openxmlformats.org/markup-compatibility/2006" xmlns:aink="http://schemas.microsoft.com/office/drawing/2016/ink" xmlns:am3d="http://schemas.microsoft.com/office/drawing/2017/model3d" xmlns:o="urn:schemas-microsoft-com:office:office" xmlns:oel="http://schemas.microsoft.com/office/2019/extlst" xmlns:r="http://schemas.openxmlformats.org/officeDocument/2006/relationships" xmlns:m="http://schemas.openxmlformats.org/officeDocument/2006/math" xmlns:v="urn:schemas-microsoft-com:vml" xmlns:wp14="http://schemas.microsoft.com/office/word/2010/wordprocessingDrawing" xmlns:wp="http://schemas.openxmlformats.org/drawingml/2006/wordprocessingDrawing" xmlns:w10="urn:schemas-microsoft-com:office:word" xmlns:w="http://schemas.openxmlformats.org/wordprocessingml/2006/main" xmlns:w14="http://schemas.microsoft.com/office/word/2010/wordml" xmlns:w15="http://schemas.microsoft.com/office/word/2012/wordml" xmlns:w16cex="http://schemas.microsoft.com/office/word/2018/wordml/cex" xmlns:w16cid="http://schemas.microsoft.com/office/word/2016/wordml/cid" xmlns:w16="http://schemas.microsoft.com/office/word/2018/wordml" xmlns:w16du="http://schemas.microsoft.com/office/word/2023/wordml/word16du" xmlns:w16sdtdh="http://schemas.microsoft.com/office/word/2020/wordml/sdtdatahash" xmlns:w16sdtfl="http://schemas.microsoft.com/office/word/2024/wordml/sdtformatlock" xmlns:w16se="http://schemas.microsoft.com/office/word/2015/wordml/symex" xmlns:wpg="http://schemas.microsoft.com/office/word/2010/wordprocessingGroup" xmlns:wpi="http://schemas.microsoft.com/office/word/2010/wordprocessingInk" xmlns:wne="http://schemas.microsoft.com/office/word/2006/wordml" xmlns:wps="http://schemas.microsoft.com/office/word/2010/wordprocessingShape" mc:Ignorable="w14 w15 w16se w16cid w16 w16cex w16sdtdh w16sdtfl w16du wp14">
   <w:p>
     <w:pPr>
       <w:pStyle w:val="Fuzeile"/>
@@ -1815,7 +1435,7 @@
 </file>
 
 <file path=word/footnotes.xml><?xml version="1.0" encoding="utf-8"?>
-<w:footnotes xmlns:wpc="http://schemas.microsoft.com/office/word/2010/wordprocessingCanvas" xmlns:cx="http://schemas.microsoft.com/office/drawing/2014/chartex" xmlns:cx1="http://schemas.microsoft.com/office/drawing/2015/9/8/chartex" xmlns:cx2="http://schemas.microsoft.com/office/drawing/2015/10/21/chartex" xmlns:cx3="http://schemas.microsoft.com/office/drawing/2016/5/9/chartex" xmlns:cx4="http://schemas.microsoft.com/office/drawing/2016/5/10/chartex" xmlns:cx5="http://schemas.microsoft.com/office/drawing/2016/5/11/chartex" xmlns:cx6="http://schemas.microsoft.com/office/drawing/2016/5/12/chartex" xmlns:cx7="http://schemas.microsoft.com/office/drawing/2016/5/13/chartex" xmlns:cx8="http://schemas.microsoft.com/office/drawing/2016/5/14/chartex" xmlns:mc="http://schemas.openxmlformats.org/markup-compatibility/2006" xmlns:aink="http://schemas.microsoft.com/office/drawing/2016/ink" xmlns:am3d="http://schemas.microsoft.com/office/drawing/2017/model3d" xmlns:o="urn:schemas-microsoft-com:office:office" xmlns:r="http://schemas.openxmlformats.org/officeDocument/2006/relationships" xmlns:m="http://schemas.openxmlformats.org/officeDocument/2006/math" xmlns:v="urn:schemas-microsoft-com:vml" xmlns:wp14="http://schemas.microsoft.com/office/word/2010/wordprocessingDrawing" xmlns:wp="http://schemas.openxmlformats.org/drawingml/2006/wordprocessingDrawing" xmlns:w10="urn:schemas-microsoft-com:office:word" xmlns:w="http://schemas.openxmlformats.org/wordprocessingml/2006/main" xmlns:w14="http://schemas.microsoft.com/office/word/2010/wordml" xmlns:w15="http://schemas.microsoft.com/office/word/2012/wordml" xmlns:w16cid="http://schemas.microsoft.com/office/word/2016/wordml/cid" xmlns:w16se="http://schemas.microsoft.com/office/word/2015/wordml/symex" xmlns:wpg="http://schemas.microsoft.com/office/word/2010/wordprocessingGroup" xmlns:wpi="http://schemas.microsoft.com/office/word/2010/wordprocessingInk" xmlns:wne="http://schemas.microsoft.com/office/word/2006/wordml" xmlns:wps="http://schemas.microsoft.com/office/word/2010/wordprocessingShape" mc:Ignorable="w14 w15 w16se w16cid wp14">
+<w:footnotes xmlns:wpc="http://schemas.microsoft.com/office/word/2010/wordprocessingCanvas" xmlns:cx="http://schemas.microsoft.com/office/drawing/2014/chartex" xmlns:cx1="http://schemas.microsoft.com/office/drawing/2015/9/8/chartex" xmlns:cx2="http://schemas.microsoft.com/office/drawing/2015/10/21/chartex" xmlns:cx3="http://schemas.microsoft.com/office/drawing/2016/5/9/chartex" xmlns:cx4="http://schemas.microsoft.com/office/drawing/2016/5/10/chartex" xmlns:cx5="http://schemas.microsoft.com/office/drawing/2016/5/11/chartex" xmlns:cx6="http://schemas.microsoft.com/office/drawing/2016/5/12/chartex" xmlns:cx7="http://schemas.microsoft.com/office/drawing/2016/5/13/chartex" xmlns:cx8="http://schemas.microsoft.com/office/drawing/2016/5/14/chartex" xmlns:mc="http://schemas.openxmlformats.org/markup-compatibility/2006" xmlns:aink="http://schemas.microsoft.com/office/drawing/2016/ink" xmlns:am3d="http://schemas.microsoft.com/office/drawing/2017/model3d" xmlns:o="urn:schemas-microsoft-com:office:office" xmlns:oel="http://schemas.microsoft.com/office/2019/extlst" xmlns:r="http://schemas.openxmlformats.org/officeDocument/2006/relationships" xmlns:m="http://schemas.openxmlformats.org/officeDocument/2006/math" xmlns:v="urn:schemas-microsoft-com:vml" xmlns:wp14="http://schemas.microsoft.com/office/word/2010/wordprocessingDrawing" xmlns:wp="http://schemas.openxmlformats.org/drawingml/2006/wordprocessingDrawing" xmlns:w10="urn:schemas-microsoft-com:office:word" xmlns:w="http://schemas.openxmlformats.org/wordprocessingml/2006/main" xmlns:w14="http://schemas.microsoft.com/office/word/2010/wordml" xmlns:w15="http://schemas.microsoft.com/office/word/2012/wordml" xmlns:w16cex="http://schemas.microsoft.com/office/word/2018/wordml/cex" xmlns:w16cid="http://schemas.microsoft.com/office/word/2016/wordml/cid" xmlns:w16="http://schemas.microsoft.com/office/word/2018/wordml" xmlns:w16du="http://schemas.microsoft.com/office/word/2023/wordml/word16du" xmlns:w16sdtdh="http://schemas.microsoft.com/office/word/2020/wordml/sdtdatahash" xmlns:w16sdtfl="http://schemas.microsoft.com/office/word/2024/wordml/sdtformatlock" xmlns:w16se="http://schemas.microsoft.com/office/word/2015/wordml/symex" xmlns:wpg="http://schemas.microsoft.com/office/word/2010/wordprocessingGroup" xmlns:wpi="http://schemas.microsoft.com/office/word/2010/wordprocessingInk" xmlns:wne="http://schemas.microsoft.com/office/word/2006/wordml" xmlns:wps="http://schemas.microsoft.com/office/word/2010/wordprocessingShape" mc:Ignorable="w14 w15 w16se w16cid w16 w16cex w16sdtdh w16sdtfl w16du wp14">
   <w:footnote w:type="separator" w:id="-1">
     <w:p>
       <w:r>
@@ -1834,7 +1454,7 @@
 </file>
 
 <file path=word/header1.xml><?xml version="1.0" encoding="utf-8"?>
-<w:hdr xmlns:wpc="http://schemas.microsoft.com/office/word/2010/wordprocessingCanvas" xmlns:cx="http://schemas.microsoft.com/office/drawing/2014/chartex" xmlns:cx1="http://schemas.microsoft.com/office/drawing/2015/9/8/chartex" xmlns:cx2="http://schemas.microsoft.com/office/drawing/2015/10/21/chartex" xmlns:cx3="http://schemas.microsoft.com/office/drawing/2016/5/9/chartex" xmlns:cx4="http://schemas.microsoft.com/office/drawing/2016/5/10/chartex" xmlns:cx5="http://schemas.microsoft.com/office/drawing/2016/5/11/chartex" xmlns:cx6="http://schemas.microsoft.com/office/drawing/2016/5/12/chartex" xmlns:cx7="http://schemas.microsoft.com/office/drawing/2016/5/13/chartex" xmlns:cx8="http://schemas.microsoft.com/office/drawing/2016/5/14/chartex" xmlns:mc="http://schemas.openxmlformats.org/markup-compatibility/2006" xmlns:aink="http://schemas.microsoft.com/office/drawing/2016/ink" xmlns:am3d="http://schemas.microsoft.com/office/drawing/2017/model3d" xmlns:o="urn:schemas-microsoft-com:office:office" xmlns:r="http://schemas.openxmlformats.org/officeDocument/2006/relationships" xmlns:m="http://schemas.openxmlformats.org/officeDocument/2006/math" xmlns:v="urn:schemas-microsoft-com:vml" xmlns:wp14="http://schemas.microsoft.com/office/word/2010/wordprocessingDrawing" xmlns:wp="http://schemas.openxmlformats.org/drawingml/2006/wordprocessingDrawing" xmlns:w10="urn:schemas-microsoft-com:office:word" xmlns:w="http://schemas.openxmlformats.org/wordprocessingml/2006/main" xmlns:w14="http://schemas.microsoft.com/office/word/2010/wordml" xmlns:w15="http://schemas.microsoft.com/office/word/2012/wordml" xmlns:w16cid="http://schemas.microsoft.com/office/word/2016/wordml/cid" xmlns:w16se="http://schemas.microsoft.com/office/word/2015/wordml/symex" xmlns:wpg="http://schemas.microsoft.com/office/word/2010/wordprocessingGroup" xmlns:wpi="http://schemas.microsoft.com/office/word/2010/wordprocessingInk" xmlns:wne="http://schemas.microsoft.com/office/word/2006/wordml" xmlns:wps="http://schemas.microsoft.com/office/word/2010/wordprocessingShape" mc:Ignorable="w14 w15 w16se w16cid wp14">
+<w:hdr xmlns:wpc="http://schemas.microsoft.com/office/word/2010/wordprocessingCanvas" xmlns:cx="http://schemas.microsoft.com/office/drawing/2014/chartex" xmlns:cx1="http://schemas.microsoft.com/office/drawing/2015/9/8/chartex" xmlns:cx2="http://schemas.microsoft.com/office/drawing/2015/10/21/chartex" xmlns:cx3="http://schemas.microsoft.com/office/drawing/2016/5/9/chartex" xmlns:cx4="http://schemas.microsoft.com/office/drawing/2016/5/10/chartex" xmlns:cx5="http://schemas.microsoft.com/office/drawing/2016/5/11/chartex" xmlns:cx6="http://schemas.microsoft.com/office/drawing/2016/5/12/chartex" xmlns:cx7="http://schemas.microsoft.com/office/drawing/2016/5/13/chartex" xmlns:cx8="http://schemas.microsoft.com/office/drawing/2016/5/14/chartex" xmlns:mc="http://schemas.openxmlformats.org/markup-compatibility/2006" xmlns:aink="http://schemas.microsoft.com/office/drawing/2016/ink" xmlns:am3d="http://schemas.microsoft.com/office/drawing/2017/model3d" xmlns:o="urn:schemas-microsoft-com:office:office" xmlns:oel="http://schemas.microsoft.com/office/2019/extlst" xmlns:r="http://schemas.openxmlformats.org/officeDocument/2006/relationships" xmlns:m="http://schemas.openxmlformats.org/officeDocument/2006/math" xmlns:v="urn:schemas-microsoft-com:vml" xmlns:wp14="http://schemas.microsoft.com/office/word/2010/wordprocessingDrawing" xmlns:wp="http://schemas.openxmlformats.org/drawingml/2006/wordprocessingDrawing" xmlns:w10="urn:schemas-microsoft-com:office:word" xmlns:w="http://schemas.openxmlformats.org/wordprocessingml/2006/main" xmlns:w14="http://schemas.microsoft.com/office/word/2010/wordml" xmlns:w15="http://schemas.microsoft.com/office/word/2012/wordml" xmlns:w16cex="http://schemas.microsoft.com/office/word/2018/wordml/cex" xmlns:w16cid="http://schemas.microsoft.com/office/word/2016/wordml/cid" xmlns:w16="http://schemas.microsoft.com/office/word/2018/wordml" xmlns:w16du="http://schemas.microsoft.com/office/word/2023/wordml/word16du" xmlns:w16sdtdh="http://schemas.microsoft.com/office/word/2020/wordml/sdtdatahash" xmlns:w16sdtfl="http://schemas.microsoft.com/office/word/2024/wordml/sdtformatlock" xmlns:w16se="http://schemas.microsoft.com/office/word/2015/wordml/symex" xmlns:wpg="http://schemas.microsoft.com/office/word/2010/wordprocessingGroup" xmlns:wpi="http://schemas.microsoft.com/office/word/2010/wordprocessingInk" xmlns:wne="http://schemas.microsoft.com/office/word/2006/wordml" xmlns:wps="http://schemas.microsoft.com/office/word/2010/wordprocessingShape" mc:Ignorable="w14 w15 w16se w16cid w16 w16cex w16sdtdh w16sdtfl w16du wp14">
   <w:tbl>
     <w:tblPr>
       <w:tblW w:w="4950" w:type="pct"/>
@@ -1966,20 +1586,8 @@
               <w:sz w:val="28"/>
               <w:lang w:val="en-GB"/>
             </w:rPr>
-            <w:t xml:space="preserve">HTL </w:t>
+            <w:t>HTL Leoben</w:t>
           </w:r>
-          <w:proofErr w:type="spellStart"/>
-          <w:r>
-            <w:rPr>
-              <w:rFonts w:ascii="Arial" w:hAnsi="Arial" w:cs="Arial"/>
-              <w:b/>
-              <w:color w:val="auto"/>
-              <w:sz w:val="28"/>
-              <w:lang w:val="en-GB"/>
-            </w:rPr>
-            <w:t>Leoben</w:t>
-          </w:r>
-          <w:proofErr w:type="spellEnd"/>
         </w:p>
         <w:p>
           <w:pPr>
@@ -2096,7 +1704,7 @@
 </file>
 
 <file path=word/styles.xml><?xml version="1.0" encoding="utf-8"?>
-<w:styles xmlns:mc="http://schemas.openxmlformats.org/markup-compatibility/2006" xmlns:r="http://schemas.openxmlformats.org/officeDocument/2006/relationships" xmlns:w="http://schemas.openxmlformats.org/wordprocessingml/2006/main" xmlns:w14="http://schemas.microsoft.com/office/word/2010/wordml" xmlns:w15="http://schemas.microsoft.com/office/word/2012/wordml" xmlns:w16cid="http://schemas.microsoft.com/office/word/2016/wordml/cid" xmlns:w16se="http://schemas.microsoft.com/office/word/2015/wordml/symex" mc:Ignorable="w14 w15 w16se w16cid">
+<w:styles xmlns:mc="http://schemas.openxmlformats.org/markup-compatibility/2006" xmlns:r="http://schemas.openxmlformats.org/officeDocument/2006/relationships" xmlns:w="http://schemas.openxmlformats.org/wordprocessingml/2006/main" xmlns:w14="http://schemas.microsoft.com/office/word/2010/wordml" xmlns:w15="http://schemas.microsoft.com/office/word/2012/wordml" xmlns:w16cex="http://schemas.microsoft.com/office/word/2018/wordml/cex" xmlns:w16cid="http://schemas.microsoft.com/office/word/2016/wordml/cid" xmlns:w16="http://schemas.microsoft.com/office/word/2018/wordml" xmlns:w16du="http://schemas.microsoft.com/office/word/2023/wordml/word16du" xmlns:w16sdtdh="http://schemas.microsoft.com/office/word/2020/wordml/sdtdatahash" xmlns:w16sdtfl="http://schemas.microsoft.com/office/word/2024/wordml/sdtformatlock" xmlns:w16se="http://schemas.microsoft.com/office/word/2015/wordml/symex" mc:Ignorable="w14 w15 w16se w16cid w16 w16cex w16sdtdh w16sdtfl w16du">
   <w:docDefaults>
     <w:rPrDefault>
       <w:rPr>
@@ -2106,7 +1714,7 @@
     </w:rPrDefault>
     <w:pPrDefault/>
   </w:docDefaults>
-  <w:latentStyles w:defLockedState="0" w:defUIPriority="99" w:defSemiHidden="0" w:defUnhideWhenUsed="0" w:defQFormat="0" w:count="375">
+  <w:latentStyles w:defLockedState="0" w:defUIPriority="99" w:defSemiHidden="0" w:defUnhideWhenUsed="0" w:defQFormat="0" w:count="376">
     <w:lsdException w:name="Normal" w:uiPriority="0" w:qFormat="1"/>
     <w:lsdException w:name="heading 1" w:uiPriority="9" w:qFormat="1"/>
     <w:lsdException w:name="heading 2" w:semiHidden="1" w:uiPriority="9" w:unhideWhenUsed="1" w:qFormat="1"/>
@@ -2482,6 +2090,7 @@
     <w:lsdException w:name="Smart Hyperlink" w:semiHidden="1" w:unhideWhenUsed="1"/>
     <w:lsdException w:name="Hashtag" w:semiHidden="1" w:unhideWhenUsed="1"/>
     <w:lsdException w:name="Unresolved Mention" w:semiHidden="1" w:unhideWhenUsed="1"/>
+    <w:lsdException w:name="Smart Link" w:semiHidden="1" w:unhideWhenUsed="1"/>
   </w:latentStyles>
   <w:style w:type="paragraph" w:default="1" w:styleId="Standard">
     <w:name w:val="Normal"/>
@@ -2560,7 +2169,6 @@
   <w:style w:type="character" w:default="1" w:styleId="Absatz-Standardschriftart">
     <w:name w:val="Default Paragraph Font"/>
     <w:uiPriority w:val="1"/>
-    <w:semiHidden/>
     <w:unhideWhenUsed/>
   </w:style>
   <w:style w:type="table" w:default="1" w:styleId="NormaleTabelle">
